--- a/Felhasználói dokumentáció.docx
+++ b/Felhasználói dokumentáció.docx
@@ -1329,12 +1329,14 @@
         <w:pStyle w:val="NormlWeb"/>
         <w:jc w:val="both"/>
         <w:rPr>
+          <w:rFonts w:asciiTheme="minorHAnsi" w:hAnsiTheme="minorHAnsi" w:cstheme="minorHAnsi"/>
           <w:sz w:val="28"/>
           <w:szCs w:val="28"/>
         </w:rPr>
       </w:pPr>
       <w:r>
         <w:rPr>
+          <w:rFonts w:asciiTheme="minorHAnsi" w:hAnsiTheme="minorHAnsi" w:cstheme="minorHAnsi"/>
           <w:sz w:val="28"/>
           <w:szCs w:val="28"/>
         </w:rPr>
@@ -1342,6 +1344,7 @@
       </w:r>
       <w:r>
         <w:rPr>
+          <w:rFonts w:asciiTheme="minorHAnsi" w:hAnsiTheme="minorHAnsi" w:cstheme="minorHAnsi"/>
           <w:sz w:val="28"/>
           <w:szCs w:val="28"/>
         </w:rPr>
@@ -1349,6 +1352,7 @@
       </w:r>
       <w:r>
         <w:rPr>
+          <w:rFonts w:asciiTheme="minorHAnsi" w:hAnsiTheme="minorHAnsi" w:cstheme="minorHAnsi"/>
           <w:sz w:val="28"/>
           <w:szCs w:val="28"/>
         </w:rPr>
@@ -1360,12 +1364,14 @@
         <w:pStyle w:val="NormlWeb"/>
         <w:jc w:val="both"/>
         <w:rPr>
+          <w:rFonts w:asciiTheme="minorHAnsi" w:hAnsiTheme="minorHAnsi" w:cstheme="minorHAnsi"/>
           <w:sz w:val="28"/>
           <w:szCs w:val="28"/>
         </w:rPr>
       </w:pPr>
       <w:r>
         <w:rPr>
+          <w:rFonts w:asciiTheme="minorHAnsi" w:hAnsiTheme="minorHAnsi" w:cstheme="minorHAnsi"/>
           <w:noProof/>
           <w:sz w:val="28"/>
           <w:szCs w:val="28"/>
@@ -1436,6 +1442,7 @@
       </w:r>
       <w:r>
         <w:rPr>
+          <w:rFonts w:asciiTheme="minorHAnsi" w:hAnsiTheme="minorHAnsi" w:cstheme="minorHAnsi"/>
           <w:sz w:val="28"/>
           <w:szCs w:val="28"/>
         </w:rPr>
@@ -1443,6 +1450,7 @@
       </w:r>
       <w:r>
         <w:rPr>
+          <w:rFonts w:asciiTheme="minorHAnsi" w:hAnsiTheme="minorHAnsi" w:cstheme="minorHAnsi"/>
           <w:sz w:val="28"/>
           <w:szCs w:val="28"/>
         </w:rPr>
@@ -1450,6 +1458,7 @@
       </w:r>
       <w:r>
         <w:rPr>
+          <w:rFonts w:asciiTheme="minorHAnsi" w:hAnsiTheme="minorHAnsi" w:cstheme="minorHAnsi"/>
           <w:sz w:val="28"/>
           <w:szCs w:val="28"/>
         </w:rPr>
@@ -1457,6 +1466,7 @@
       </w:r>
       <w:r>
         <w:rPr>
+          <w:rFonts w:asciiTheme="minorHAnsi" w:hAnsiTheme="minorHAnsi" w:cstheme="minorHAnsi"/>
           <w:sz w:val="28"/>
           <w:szCs w:val="28"/>
         </w:rPr>
@@ -1467,15 +1477,22 @@
       <w:pPr>
         <w:pStyle w:val="NormlWeb"/>
         <w:jc w:val="both"/>
+        <w:rPr>
+          <w:rFonts w:asciiTheme="minorHAnsi" w:hAnsiTheme="minorHAnsi" w:cstheme="minorHAnsi"/>
+        </w:rPr>
       </w:pPr>
     </w:p>
     <w:p>
       <w:pPr>
         <w:pStyle w:val="NormlWeb"/>
         <w:jc w:val="both"/>
+        <w:rPr>
+          <w:rFonts w:asciiTheme="minorHAnsi" w:hAnsiTheme="minorHAnsi" w:cstheme="minorHAnsi"/>
+        </w:rPr>
       </w:pPr>
       <w:r>
         <w:rPr>
+          <w:rFonts w:asciiTheme="minorHAnsi" w:hAnsiTheme="minorHAnsi" w:cstheme="minorHAnsi"/>
           <w:noProof/>
           <w:sz w:val="28"/>
           <w:szCs w:val="28"/>
@@ -1554,6 +1571,7 @@
       </w:r>
       <w:r>
         <w:rPr>
+          <w:rFonts w:asciiTheme="minorHAnsi" w:hAnsiTheme="minorHAnsi" w:cstheme="minorHAnsi"/>
           <w:noProof/>
           <w:sz w:val="28"/>
           <w:szCs w:val="28"/>
@@ -1632,16 +1650,21 @@
       </w:r>
       <w:r>
         <w:rPr>
+          <w:rFonts w:asciiTheme="minorHAnsi" w:hAnsiTheme="minorHAnsi" w:cstheme="minorHAnsi"/>
           <w:sz w:val="28"/>
           <w:szCs w:val="28"/>
         </w:rPr>
         <w:t>Bejelentkezés után megjelenik a profil gomb.</w:t>
       </w:r>
       <w:r>
+        <w:rPr>
+          <w:rFonts w:asciiTheme="minorHAnsi" w:hAnsiTheme="minorHAnsi" w:cstheme="minorHAnsi"/>
+        </w:rPr>
         <w:t xml:space="preserve"> </w:t>
       </w:r>
       <w:r>
         <w:rPr>
+          <w:rFonts w:asciiTheme="minorHAnsi" w:hAnsiTheme="minorHAnsi" w:cstheme="minorHAnsi"/>
           <w:noProof/>
         </w:rPr>
         <w:drawing>
@@ -1698,12 +1721,14 @@
       <w:pPr>
         <w:pStyle w:val="NormlWeb"/>
         <w:rPr>
+          <w:rFonts w:asciiTheme="minorHAnsi" w:hAnsiTheme="minorHAnsi" w:cstheme="minorHAnsi"/>
           <w:sz w:val="28"/>
           <w:szCs w:val="28"/>
         </w:rPr>
       </w:pPr>
       <w:r>
         <w:rPr>
+          <w:rFonts w:asciiTheme="minorHAnsi" w:hAnsiTheme="minorHAnsi" w:cstheme="minorHAnsi"/>
           <w:sz w:val="28"/>
           <w:szCs w:val="28"/>
         </w:rPr>
@@ -1711,6 +1736,7 @@
       </w:r>
       <w:r>
         <w:rPr>
+          <w:rFonts w:asciiTheme="minorHAnsi" w:hAnsiTheme="minorHAnsi" w:cstheme="minorHAnsi"/>
           <w:sz w:val="28"/>
           <w:szCs w:val="28"/>
         </w:rPr>
@@ -1718,31 +1744,46 @@
       </w:r>
       <w:r>
         <w:rPr>
+          <w:rFonts w:asciiTheme="minorHAnsi" w:hAnsiTheme="minorHAnsi" w:cstheme="minorHAnsi"/>
           <w:sz w:val="28"/>
           <w:szCs w:val="28"/>
         </w:rPr>
         <w:t xml:space="preserve"> ami a profilhoz van kötve.</w:t>
       </w:r>
+      <w:bookmarkStart w:id="0" w:name="_GoBack"/>
+      <w:bookmarkEnd w:id="0"/>
     </w:p>
     <w:p>
       <w:pPr>
         <w:pStyle w:val="NormlWeb"/>
+        <w:rPr>
+          <w:rFonts w:asciiTheme="minorHAnsi" w:hAnsiTheme="minorHAnsi" w:cstheme="minorHAnsi"/>
+        </w:rPr>
       </w:pPr>
     </w:p>
     <w:p>
       <w:pPr>
         <w:pStyle w:val="NormlWeb"/>
+        <w:rPr>
+          <w:rFonts w:asciiTheme="minorHAnsi" w:hAnsiTheme="minorHAnsi" w:cstheme="minorHAnsi"/>
+        </w:rPr>
       </w:pPr>
     </w:p>
     <w:p>
       <w:pPr>
         <w:pStyle w:val="NormlWeb"/>
+        <w:rPr>
+          <w:rFonts w:asciiTheme="minorHAnsi" w:hAnsiTheme="minorHAnsi" w:cstheme="minorHAnsi"/>
+        </w:rPr>
       </w:pPr>
     </w:p>
     <w:p>
       <w:pPr>
         <w:pStyle w:val="NormlWeb"/>
         <w:jc w:val="both"/>
+        <w:rPr>
+          <w:rFonts w:asciiTheme="minorHAnsi" w:hAnsiTheme="minorHAnsi" w:cstheme="minorHAnsi"/>
+        </w:rPr>
       </w:pPr>
     </w:p>
     <w:p>
@@ -1750,12 +1791,14 @@
         <w:pStyle w:val="NormlWeb"/>
         <w:jc w:val="both"/>
         <w:rPr>
+          <w:rFonts w:asciiTheme="minorHAnsi" w:hAnsiTheme="minorHAnsi" w:cstheme="minorHAnsi"/>
           <w:sz w:val="28"/>
           <w:szCs w:val="28"/>
         </w:rPr>
       </w:pPr>
       <w:r>
         <w:rPr>
+          <w:rFonts w:asciiTheme="minorHAnsi" w:hAnsiTheme="minorHAnsi" w:cstheme="minorHAnsi"/>
           <w:sz w:val="28"/>
           <w:szCs w:val="28"/>
         </w:rPr>
@@ -1767,12 +1810,14 @@
         <w:pStyle w:val="NormlWeb"/>
         <w:jc w:val="both"/>
         <w:rPr>
+          <w:rFonts w:asciiTheme="minorHAnsi" w:hAnsiTheme="minorHAnsi" w:cstheme="minorHAnsi"/>
           <w:sz w:val="28"/>
           <w:szCs w:val="28"/>
         </w:rPr>
       </w:pPr>
       <w:r>
         <w:rPr>
+          <w:rFonts w:asciiTheme="minorHAnsi" w:hAnsiTheme="minorHAnsi" w:cstheme="minorHAnsi"/>
           <w:sz w:val="28"/>
           <w:szCs w:val="28"/>
         </w:rPr>
@@ -1780,6 +1825,7 @@
       </w:r>
       <w:r>
         <w:rPr>
+          <w:rFonts w:asciiTheme="minorHAnsi" w:hAnsiTheme="minorHAnsi" w:cstheme="minorHAnsi"/>
           <w:noProof/>
           <w:sz w:val="28"/>
           <w:szCs w:val="28"/>
@@ -1788,6 +1834,7 @@
       </w:r>
       <w:r>
         <w:rPr>
+          <w:rFonts w:asciiTheme="minorHAnsi" w:hAnsiTheme="minorHAnsi" w:cstheme="minorHAnsi"/>
           <w:noProof/>
           <w:sz w:val="28"/>
           <w:szCs w:val="28"/>
@@ -1847,6 +1894,7 @@
         <w:pStyle w:val="NormlWeb"/>
         <w:jc w:val="both"/>
         <w:rPr>
+          <w:rFonts w:asciiTheme="minorHAnsi" w:hAnsiTheme="minorHAnsi" w:cstheme="minorHAnsi"/>
           <w:sz w:val="28"/>
           <w:szCs w:val="28"/>
         </w:rPr>
@@ -1857,12 +1905,14 @@
         <w:pStyle w:val="NormlWeb"/>
         <w:jc w:val="both"/>
         <w:rPr>
+          <w:rFonts w:asciiTheme="minorHAnsi" w:hAnsiTheme="minorHAnsi" w:cstheme="minorHAnsi"/>
           <w:sz w:val="28"/>
           <w:szCs w:val="28"/>
         </w:rPr>
       </w:pPr>
       <w:r>
         <w:rPr>
+          <w:rFonts w:asciiTheme="minorHAnsi" w:hAnsiTheme="minorHAnsi" w:cstheme="minorHAnsi"/>
           <w:noProof/>
           <w:sz w:val="28"/>
           <w:szCs w:val="28"/>
@@ -1935,6 +1985,7 @@
       </w:r>
       <w:r>
         <w:rPr>
+          <w:rFonts w:asciiTheme="minorHAnsi" w:hAnsiTheme="minorHAnsi" w:cstheme="minorHAnsi"/>
           <w:sz w:val="28"/>
           <w:szCs w:val="28"/>
         </w:rPr>
@@ -1942,6 +1993,7 @@
       </w:r>
       <w:r>
         <w:rPr>
+          <w:rFonts w:asciiTheme="minorHAnsi" w:hAnsiTheme="minorHAnsi" w:cstheme="minorHAnsi"/>
           <w:sz w:val="28"/>
           <w:szCs w:val="28"/>
         </w:rPr>
@@ -1949,6 +2001,7 @@
       </w:r>
       <w:r>
         <w:rPr>
+          <w:rFonts w:asciiTheme="minorHAnsi" w:hAnsiTheme="minorHAnsi" w:cstheme="minorHAnsi"/>
           <w:sz w:val="28"/>
           <w:szCs w:val="28"/>
         </w:rPr>
@@ -1956,6 +2009,7 @@
       </w:r>
       <w:r>
         <w:rPr>
+          <w:rFonts w:asciiTheme="minorHAnsi" w:hAnsiTheme="minorHAnsi" w:cstheme="minorHAnsi"/>
           <w:sz w:val="28"/>
           <w:szCs w:val="28"/>
         </w:rPr>
@@ -1966,7 +2020,7 @@
       <w:pPr>
         <w:jc w:val="both"/>
         <w:rPr>
-          <w:rFonts w:ascii="Times New Roman" w:eastAsia="Times New Roman" w:hAnsi="Times New Roman" w:cs="Times New Roman"/>
+          <w:rFonts w:eastAsia="Times New Roman" w:cstheme="minorHAnsi"/>
           <w:sz w:val="24"/>
           <w:szCs w:val="24"/>
           <w:lang w:eastAsia="hu-HU"/>
@@ -1974,6 +2028,7 @@
       </w:pPr>
       <w:r>
         <w:rPr>
+          <w:rFonts w:cstheme="minorHAnsi"/>
           <w:noProof/>
         </w:rPr>
         <w:drawing>
@@ -2034,6 +2089,9 @@
         </w:drawing>
       </w:r>
       <w:r>
+        <w:rPr>
+          <w:rFonts w:cstheme="minorHAnsi"/>
+        </w:rPr>
         <w:br w:type="page"/>
       </w:r>
     </w:p>
@@ -2041,7 +2099,7 @@
       <w:pPr>
         <w:spacing w:before="100" w:beforeAutospacing="1" w:after="100" w:afterAutospacing="1" w:line="240" w:lineRule="auto"/>
         <w:rPr>
-          <w:rFonts w:ascii="Times New Roman" w:eastAsia="Times New Roman" w:hAnsi="Times New Roman" w:cs="Times New Roman"/>
+          <w:rFonts w:eastAsia="Times New Roman" w:cstheme="minorHAnsi"/>
           <w:sz w:val="24"/>
           <w:szCs w:val="24"/>
           <w:lang w:eastAsia="hu-HU"/>
@@ -2049,7 +2107,7 @@
       </w:pPr>
       <w:r>
         <w:rPr>
-          <w:rFonts w:ascii="Times New Roman" w:eastAsia="Times New Roman" w:hAnsi="Times New Roman" w:cs="Times New Roman"/>
+          <w:rFonts w:eastAsia="Times New Roman" w:cstheme="minorHAnsi"/>
           <w:noProof/>
           <w:sz w:val="24"/>
           <w:szCs w:val="24"/>
@@ -2130,7 +2188,7 @@
       </w:r>
       <w:r>
         <w:rPr>
-          <w:rFonts w:ascii="Times New Roman" w:eastAsia="Times New Roman" w:hAnsi="Times New Roman" w:cs="Times New Roman"/>
+          <w:rFonts w:eastAsia="Times New Roman" w:cstheme="minorHAnsi"/>
           <w:noProof/>
           <w:sz w:val="24"/>
           <w:szCs w:val="24"/>
@@ -2191,12 +2249,14 @@
         <w:pStyle w:val="NormlWeb"/>
         <w:jc w:val="both"/>
         <w:rPr>
+          <w:rFonts w:asciiTheme="minorHAnsi" w:hAnsiTheme="minorHAnsi" w:cstheme="minorHAnsi"/>
           <w:sz w:val="28"/>
           <w:szCs w:val="28"/>
         </w:rPr>
       </w:pPr>
       <w:r>
         <w:rPr>
+          <w:rFonts w:asciiTheme="minorHAnsi" w:hAnsiTheme="minorHAnsi" w:cstheme="minorHAnsi"/>
           <w:sz w:val="28"/>
           <w:szCs w:val="28"/>
         </w:rPr>
@@ -2208,12 +2268,14 @@
         <w:pStyle w:val="NormlWeb"/>
         <w:jc w:val="both"/>
         <w:rPr>
+          <w:rFonts w:asciiTheme="minorHAnsi" w:hAnsiTheme="minorHAnsi" w:cstheme="minorHAnsi"/>
           <w:sz w:val="28"/>
           <w:szCs w:val="28"/>
         </w:rPr>
       </w:pPr>
       <w:r>
         <w:rPr>
+          <w:rFonts w:asciiTheme="minorHAnsi" w:hAnsiTheme="minorHAnsi" w:cstheme="minorHAnsi"/>
           <w:sz w:val="28"/>
           <w:szCs w:val="28"/>
         </w:rPr>
@@ -2224,7 +2286,7 @@
       <w:pPr>
         <w:spacing w:before="100" w:beforeAutospacing="1" w:after="100" w:afterAutospacing="1" w:line="240" w:lineRule="auto"/>
         <w:rPr>
-          <w:rFonts w:ascii="Times New Roman" w:eastAsia="Times New Roman" w:hAnsi="Times New Roman" w:cs="Times New Roman"/>
+          <w:rFonts w:eastAsia="Times New Roman" w:cstheme="minorHAnsi"/>
           <w:sz w:val="24"/>
           <w:szCs w:val="24"/>
           <w:lang w:eastAsia="hu-HU"/>
@@ -2232,7 +2294,7 @@
       </w:pPr>
       <w:r>
         <w:rPr>
-          <w:rFonts w:ascii="Times New Roman" w:eastAsia="Times New Roman" w:hAnsi="Times New Roman" w:cs="Times New Roman"/>
+          <w:rFonts w:eastAsia="Times New Roman" w:cstheme="minorHAnsi"/>
           <w:noProof/>
           <w:sz w:val="24"/>
           <w:szCs w:val="24"/>
@@ -2294,6 +2356,7 @@
         <w:spacing w:before="0" w:beforeAutospacing="0"/>
         <w:jc w:val="both"/>
         <w:rPr>
+          <w:rFonts w:asciiTheme="minorHAnsi" w:hAnsiTheme="minorHAnsi" w:cstheme="minorHAnsi"/>
           <w:sz w:val="28"/>
           <w:szCs w:val="28"/>
         </w:rPr>
@@ -2305,12 +2368,14 @@
         <w:spacing w:before="0" w:beforeAutospacing="0"/>
         <w:jc w:val="both"/>
         <w:rPr>
+          <w:rFonts w:asciiTheme="minorHAnsi" w:hAnsiTheme="minorHAnsi" w:cstheme="minorHAnsi"/>
           <w:sz w:val="28"/>
           <w:szCs w:val="28"/>
         </w:rPr>
       </w:pPr>
       <w:r>
         <w:rPr>
+          <w:rFonts w:asciiTheme="minorHAnsi" w:hAnsiTheme="minorHAnsi" w:cstheme="minorHAnsi"/>
           <w:sz w:val="28"/>
           <w:szCs w:val="28"/>
         </w:rPr>
@@ -2321,7 +2386,7 @@
       <w:pPr>
         <w:jc w:val="both"/>
         <w:rPr>
-          <w:rFonts w:ascii="Times New Roman" w:eastAsia="Times New Roman" w:hAnsi="Times New Roman" w:cs="Times New Roman"/>
+          <w:rFonts w:eastAsia="Times New Roman" w:cstheme="minorHAnsi"/>
           <w:sz w:val="28"/>
           <w:szCs w:val="28"/>
           <w:lang w:eastAsia="hu-HU"/>
@@ -2329,6 +2394,7 @@
       </w:pPr>
       <w:r>
         <w:rPr>
+          <w:rFonts w:cstheme="minorHAnsi"/>
           <w:sz w:val="28"/>
           <w:szCs w:val="28"/>
         </w:rPr>
@@ -2344,8 +2410,6 @@
       <w:pPr>
         <w:pStyle w:val="NormlWeb"/>
       </w:pPr>
-      <w:bookmarkStart w:id="0" w:name="_GoBack"/>
-      <w:bookmarkEnd w:id="0"/>
     </w:p>
     <w:sectPr>
       <w:pgSz w:w="11906" w:h="16838"/>
@@ -3101,7 +3165,7 @@
 </file>
 
 <file path=customXml/itemProps1.xml><?xml version="1.0" encoding="utf-8"?>
-<ds:datastoreItem xmlns:ds="http://schemas.openxmlformats.org/officeDocument/2006/customXml" ds:itemID="{7AD2D2F4-E890-4D13-B449-D55CE133C8A0}">
+<ds:datastoreItem xmlns:ds="http://schemas.openxmlformats.org/officeDocument/2006/customXml" ds:itemID="{D8CE701D-19ED-4207-95DC-3B624DED9435}">
   <ds:schemaRefs>
     <ds:schemaRef ds:uri="http://schemas.openxmlformats.org/officeDocument/2006/bibliography"/>
   </ds:schemaRefs>

--- a/Felhasználói dokumentáció.docx
+++ b/Felhasználói dokumentáció.docx
@@ -20,6 +20,15 @@
     </w:p>
     <w:p>
       <w:pPr>
+        <w:jc w:val="center"/>
+        <w:rPr>
+          <w:sz w:val="36"/>
+          <w:szCs w:val="36"/>
+        </w:rPr>
+      </w:pPr>
+    </w:p>
+    <w:p>
+      <w:pPr>
         <w:spacing w:line="360" w:lineRule="auto"/>
         <w:jc w:val="both"/>
         <w:rPr>
@@ -27,6 +36,13 @@
           <w:szCs w:val="28"/>
         </w:rPr>
       </w:pPr>
+      <w:r>
+        <w:rPr>
+          <w:sz w:val="28"/>
+          <w:szCs w:val="28"/>
+        </w:rPr>
+        <w:t>A projektünk egy LPT nevű autókölcsönző.</w:t>
+      </w:r>
     </w:p>
     <w:p>
       <w:pPr>
@@ -991,17 +1007,16 @@
         <w:rPr>
           <w:noProof/>
         </w:rPr>
-        <w:lastRenderedPageBreak/>
         <mc:AlternateContent>
           <mc:Choice Requires="wps">
             <w:drawing>
               <wp:anchor distT="0" distB="0" distL="114300" distR="114300" simplePos="0" relativeHeight="251664384" behindDoc="0" locked="0" layoutInCell="1" allowOverlap="1">
                 <wp:simplePos x="0" y="0"/>
                 <wp:positionH relativeFrom="column">
-                  <wp:posOffset>3834130</wp:posOffset>
+                  <wp:posOffset>3843655</wp:posOffset>
                 </wp:positionH>
                 <wp:positionV relativeFrom="paragraph">
-                  <wp:posOffset>2881630</wp:posOffset>
+                  <wp:posOffset>2205355</wp:posOffset>
                 </wp:positionV>
                 <wp:extent cx="485775" cy="504825"/>
                 <wp:effectExtent l="0" t="0" r="28575" b="28575"/>
@@ -1057,7 +1072,7 @@
           </mc:Choice>
           <mc:Fallback>
             <w:pict>
-              <v:oval w14:anchorId="2562EA79" id="Ellipszis 5" o:spid="_x0000_s1026" style="position:absolute;margin-left:301.9pt;margin-top:226.9pt;width:38.25pt;height:39.75pt;z-index:251664384;visibility:visible;mso-wrap-style:square;mso-wrap-distance-left:9pt;mso-wrap-distance-top:0;mso-wrap-distance-right:9pt;mso-wrap-distance-bottom:0;mso-position-horizontal:absolute;mso-position-horizontal-relative:text;mso-position-vertical:absolute;mso-position-vertical-relative:text;v-text-anchor:middle" o:gfxdata="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" filled="f" strokecolor="red" strokeweight="1pt">
+              <v:oval w14:anchorId="523A1AB9" id="Ellipszis 5" o:spid="_x0000_s1026" style="position:absolute;margin-left:302.65pt;margin-top:173.65pt;width:38.25pt;height:39.75pt;z-index:251664384;visibility:visible;mso-wrap-style:square;mso-wrap-distance-left:9pt;mso-wrap-distance-top:0;mso-wrap-distance-right:9pt;mso-wrap-distance-bottom:0;mso-position-horizontal:absolute;mso-position-horizontal-relative:text;mso-position-vertical:absolute;mso-position-vertical-relative:text;v-text-anchor:middle" o:gfxdata="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" filled="f" strokecolor="red" strokeweight="1pt">
                 <v:stroke joinstyle="miter"/>
               </v:oval>
             </w:pict>
@@ -1065,143 +1080,42 @@
         </mc:AlternateContent>
       </w:r>
       <w:r>
+        <w:t xml:space="preserve"> </w:t>
+      </w:r>
+    </w:p>
+    <w:p>
+      <w:pPr>
+        <w:jc w:val="both"/>
+        <w:rPr>
+          <w:sz w:val="28"/>
+          <w:szCs w:val="28"/>
+        </w:rPr>
+      </w:pPr>
+      <w:r>
         <w:rPr>
           <w:noProof/>
         </w:rPr>
-        <mc:AlternateContent>
-          <mc:Choice Requires="wps">
-            <w:drawing>
-              <wp:anchor distT="45720" distB="45720" distL="114300" distR="114300" simplePos="0" relativeHeight="251663360" behindDoc="0" locked="0" layoutInCell="1" allowOverlap="1">
-                <wp:simplePos x="0" y="0"/>
-                <wp:positionH relativeFrom="margin">
-                  <wp:align>center</wp:align>
-                </wp:positionH>
-                <wp:positionV relativeFrom="paragraph">
-                  <wp:posOffset>0</wp:posOffset>
-                </wp:positionV>
-                <wp:extent cx="4552950" cy="1404620"/>
-                <wp:effectExtent l="0" t="0" r="19050" b="20320"/>
-                <wp:wrapSquare wrapText="bothSides"/>
-                <wp:docPr id="217" name="Szövegdoboz 2"/>
-                <wp:cNvGraphicFramePr>
-                  <a:graphicFrameLocks xmlns:a="http://schemas.openxmlformats.org/drawingml/2006/main"/>
-                </wp:cNvGraphicFramePr>
-                <a:graphic xmlns:a="http://schemas.openxmlformats.org/drawingml/2006/main">
-                  <a:graphicData uri="http://schemas.microsoft.com/office/word/2010/wordprocessingShape">
-                    <wps:wsp>
-                      <wps:cNvSpPr txBox="1">
-                        <a:spLocks noChangeArrowheads="1"/>
-                      </wps:cNvSpPr>
-                      <wps:spPr bwMode="auto">
-                        <a:xfrm>
-                          <a:off x="0" y="0"/>
-                          <a:ext cx="4552950" cy="1404620"/>
-                        </a:xfrm>
-                        <a:prstGeom prst="rect">
-                          <a:avLst/>
-                        </a:prstGeom>
-                        <a:solidFill>
-                          <a:srgbClr val="FFFFFF"/>
-                        </a:solidFill>
-                        <a:ln w="9525">
-                          <a:solidFill>
-                            <a:srgbClr val="000000"/>
-                          </a:solidFill>
-                          <a:miter lim="800000"/>
-                          <a:headEnd/>
-                          <a:tailEnd/>
-                        </a:ln>
-                      </wps:spPr>
-                      <wps:txbx>
-                        <w:txbxContent>
-                          <w:p>
-                            <w:pPr>
-                              <w:jc w:val="both"/>
-                              <w:rPr>
-                                <w:sz w:val="28"/>
-                                <w:szCs w:val="28"/>
-                              </w:rPr>
-                            </w:pPr>
-                            <w:r>
-                              <w:rPr>
-                                <w:sz w:val="28"/>
-                                <w:szCs w:val="28"/>
-                              </w:rPr>
-                              <w:t>Itt megtalálható a Megnézem gomb a hónap autóján kártyán.</w:t>
-                            </w:r>
-                            <w:r>
-                              <w:rPr>
-                                <w:sz w:val="28"/>
-                                <w:szCs w:val="28"/>
-                              </w:rPr>
-                              <w:t xml:space="preserve"> A gomb kattintásakor átvisz a kölcsönözhető autók oldalra</w:t>
-                            </w:r>
-                          </w:p>
-                        </w:txbxContent>
-                      </wps:txbx>
-                      <wps:bodyPr rot="0" vert="horz" wrap="square" lIns="91440" tIns="45720" rIns="91440" bIns="45720" anchor="t" anchorCtr="0">
-                        <a:spAutoFit/>
-                      </wps:bodyPr>
-                    </wps:wsp>
-                  </a:graphicData>
-                </a:graphic>
-                <wp14:sizeRelH relativeFrom="margin">
-                  <wp14:pctWidth>0</wp14:pctWidth>
-                </wp14:sizeRelH>
-                <wp14:sizeRelV relativeFrom="margin">
-                  <wp14:pctHeight>20000</wp14:pctHeight>
-                </wp14:sizeRelV>
-              </wp:anchor>
-            </w:drawing>
-          </mc:Choice>
-          <mc:Fallback>
-            <w:pict>
-              <v:shapetype id="_x0000_t202" coordsize="21600,21600" o:spt="202" path="m,l,21600r21600,l21600,xe">
-                <v:stroke joinstyle="miter"/>
-                <v:path gradientshapeok="t" o:connecttype="rect"/>
-              </v:shapetype>
-              <v:shape id="Szövegdoboz 2" o:spid="_x0000_s1026" type="#_x0000_t202" style="position:absolute;margin-left:0;margin-top:0;width:358.5pt;height:110.6pt;z-index:251663360;visibility:visible;mso-wrap-style:square;mso-width-percent:0;mso-height-percent:200;mso-wrap-distance-left:9pt;mso-wrap-distance-top:3.6pt;mso-wrap-distance-right:9pt;mso-wrap-distance-bottom:3.6pt;mso-position-horizontal:center;mso-position-horizontal-relative:margin;mso-position-vertical:absolute;mso-position-vertical-relative:text;mso-width-percent:0;mso-height-percent:200;mso-width-relative:margin;mso-height-relative:margin;v-text-anchor:top" o:gfxdata="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">
-                <v:textbox style="mso-fit-shape-to-text:t">
-                  <w:txbxContent>
-                    <w:p>
-                      <w:pPr>
-                        <w:jc w:val="both"/>
-                        <w:rPr>
-                          <w:sz w:val="28"/>
-                          <w:szCs w:val="28"/>
-                        </w:rPr>
-                      </w:pPr>
-                      <w:r>
-                        <w:rPr>
-                          <w:sz w:val="28"/>
-                          <w:szCs w:val="28"/>
-                        </w:rPr>
-                        <w:t>Itt megtalálható a Megnézem gomb a hónap autóján kártyán.</w:t>
-                      </w:r>
-                      <w:r>
-                        <w:rPr>
-                          <w:sz w:val="28"/>
-                          <w:szCs w:val="28"/>
-                        </w:rPr>
-                        <w:t xml:space="preserve"> A gomb kattintásakor átvisz a kölcsönözhető autók oldalra</w:t>
-                      </w:r>
-                    </w:p>
-                  </w:txbxContent>
-                </v:textbox>
-                <w10:wrap type="square" anchorx="margin"/>
-              </v:shape>
-            </w:pict>
-          </mc:Fallback>
-        </mc:AlternateContent>
-      </w:r>
-      <w:r>
-        <w:rPr>
-          <w:noProof/>
-        </w:rPr>
+        <w:lastRenderedPageBreak/>
         <w:drawing>
-          <wp:inline distT="0" distB="0" distL="0" distR="0" wp14:anchorId="3C4CDED2">
+          <wp:anchor distT="0" distB="0" distL="114300" distR="114300" simplePos="0" relativeHeight="251673600" behindDoc="0" locked="0" layoutInCell="1" allowOverlap="1" wp14:anchorId="3C4CDED2">
+            <wp:simplePos x="0" y="0"/>
+            <wp:positionH relativeFrom="margin">
+              <wp:align>right</wp:align>
+            </wp:positionH>
+            <wp:positionV relativeFrom="paragraph">
+              <wp:posOffset>561975</wp:posOffset>
+            </wp:positionV>
             <wp:extent cx="5760720" cy="2867025"/>
             <wp:effectExtent l="0" t="0" r="0" b="9525"/>
+            <wp:wrapThrough wrapText="bothSides">
+              <wp:wrapPolygon edited="0">
+                <wp:start x="0" y="0"/>
+                <wp:lineTo x="0" y="21528"/>
+                <wp:lineTo x="21500" y="21528"/>
+                <wp:lineTo x="21500" y="0"/>
+                <wp:lineTo x="0" y="0"/>
+              </wp:wrapPolygon>
+            </wp:wrapThrough>
             <wp:docPr id="4" name="Kép 4"/>
             <wp:cNvGraphicFramePr>
               <a:graphicFrameLocks xmlns:a="http://schemas.openxmlformats.org/drawingml/2006/main" noChangeAspect="1"/>
@@ -1237,11 +1151,91 @@
                 </pic:pic>
               </a:graphicData>
             </a:graphic>
-          </wp:inline>
+          </wp:anchor>
         </w:drawing>
       </w:r>
       <w:r>
-        <w:t xml:space="preserve"> </w:t>
+        <w:rPr>
+          <w:noProof/>
+        </w:rPr>
+        <mc:AlternateContent>
+          <mc:Choice Requires="wps">
+            <w:drawing>
+              <wp:anchor distT="0" distB="0" distL="114300" distR="114300" simplePos="0" relativeHeight="251674624" behindDoc="0" locked="0" layoutInCell="1" allowOverlap="1">
+                <wp:simplePos x="0" y="0"/>
+                <wp:positionH relativeFrom="column">
+                  <wp:posOffset>3881755</wp:posOffset>
+                </wp:positionH>
+                <wp:positionV relativeFrom="paragraph">
+                  <wp:posOffset>2805430</wp:posOffset>
+                </wp:positionV>
+                <wp:extent cx="485775" cy="495300"/>
+                <wp:effectExtent l="0" t="0" r="28575" b="19050"/>
+                <wp:wrapNone/>
+                <wp:docPr id="20" name="Ellipszis 20"/>
+                <wp:cNvGraphicFramePr/>
+                <a:graphic xmlns:a="http://schemas.openxmlformats.org/drawingml/2006/main">
+                  <a:graphicData uri="http://schemas.microsoft.com/office/word/2010/wordprocessingShape">
+                    <wps:wsp>
+                      <wps:cNvSpPr/>
+                      <wps:spPr>
+                        <a:xfrm>
+                          <a:off x="0" y="0"/>
+                          <a:ext cx="485775" cy="495300"/>
+                        </a:xfrm>
+                        <a:prstGeom prst="ellipse">
+                          <a:avLst/>
+                        </a:prstGeom>
+                        <a:noFill/>
+                        <a:ln>
+                          <a:solidFill>
+                            <a:srgbClr val="C00000"/>
+                          </a:solidFill>
+                        </a:ln>
+                      </wps:spPr>
+                      <wps:style>
+                        <a:lnRef idx="2">
+                          <a:schemeClr val="accent1">
+                            <a:shade val="50000"/>
+                          </a:schemeClr>
+                        </a:lnRef>
+                        <a:fillRef idx="1">
+                          <a:schemeClr val="accent1"/>
+                        </a:fillRef>
+                        <a:effectRef idx="0">
+                          <a:schemeClr val="accent1"/>
+                        </a:effectRef>
+                        <a:fontRef idx="minor">
+                          <a:schemeClr val="lt1"/>
+                        </a:fontRef>
+                      </wps:style>
+                      <wps:bodyPr rot="0" spcFirstLastPara="0" vertOverflow="overflow" horzOverflow="overflow" vert="horz" wrap="square" lIns="91440" tIns="45720" rIns="91440" bIns="45720" numCol="1" spcCol="0" rtlCol="0" fromWordArt="0" anchor="ctr" anchorCtr="0" forceAA="0" compatLnSpc="1">
+                        <a:prstTxWarp prst="textNoShape">
+                          <a:avLst/>
+                        </a:prstTxWarp>
+                        <a:noAutofit/>
+                      </wps:bodyPr>
+                    </wps:wsp>
+                  </a:graphicData>
+                </a:graphic>
+              </wp:anchor>
+            </w:drawing>
+          </mc:Choice>
+          <mc:Fallback>
+            <w:pict>
+              <v:oval w14:anchorId="2B9207D2" id="Ellipszis 20" o:spid="_x0000_s1026" style="position:absolute;margin-left:305.65pt;margin-top:220.9pt;width:38.25pt;height:39pt;z-index:251674624;visibility:visible;mso-wrap-style:square;mso-wrap-distance-left:9pt;mso-wrap-distance-top:0;mso-wrap-distance-right:9pt;mso-wrap-distance-bottom:0;mso-position-horizontal:absolute;mso-position-horizontal-relative:text;mso-position-vertical:absolute;mso-position-vertical-relative:text;v-text-anchor:middle" o:gfxdata="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" filled="f" strokecolor="#c00000" strokeweight="1pt">
+                <v:stroke joinstyle="miter"/>
+              </v:oval>
+            </w:pict>
+          </mc:Fallback>
+        </mc:AlternateContent>
+      </w:r>
+      <w:r>
+        <w:rPr>
+          <w:sz w:val="28"/>
+          <w:szCs w:val="28"/>
+        </w:rPr>
+        <w:t>Itt megtalálható a Megnézem gomb a hónap autóján kártyán. A gomb kattintásakor átvisz a kölcsönözhető autók oldalra</w:t>
       </w:r>
     </w:p>
     <w:p/>
@@ -1329,49 +1323,12 @@
         <w:pStyle w:val="NormlWeb"/>
         <w:jc w:val="both"/>
         <w:rPr>
-          <w:rFonts w:asciiTheme="minorHAnsi" w:hAnsiTheme="minorHAnsi" w:cstheme="minorHAnsi"/>
-          <w:sz w:val="28"/>
-          <w:szCs w:val="28"/>
-        </w:rPr>
-      </w:pPr>
-      <w:r>
-        <w:rPr>
-          <w:rFonts w:asciiTheme="minorHAnsi" w:hAnsiTheme="minorHAnsi" w:cstheme="minorHAnsi"/>
-          <w:sz w:val="28"/>
-          <w:szCs w:val="28"/>
-        </w:rPr>
-        <w:t xml:space="preserve">Van a szűrőnél márka </w:t>
-      </w:r>
-      <w:r>
-        <w:rPr>
-          <w:rFonts w:asciiTheme="minorHAnsi" w:hAnsiTheme="minorHAnsi" w:cstheme="minorHAnsi"/>
-          <w:sz w:val="28"/>
-          <w:szCs w:val="28"/>
-        </w:rPr>
-        <w:t>szűrő,</w:t>
-      </w:r>
-      <w:r>
-        <w:rPr>
-          <w:rFonts w:asciiTheme="minorHAnsi" w:hAnsiTheme="minorHAnsi" w:cstheme="minorHAnsi"/>
-          <w:sz w:val="28"/>
-          <w:szCs w:val="28"/>
-        </w:rPr>
-        <w:t xml:space="preserve"> amivel kitudjuk választani milyen specifikus márkát szeretnél kölcsönözni. </w:t>
-      </w:r>
-    </w:p>
-    <w:p>
-      <w:pPr>
-        <w:pStyle w:val="NormlWeb"/>
-        <w:jc w:val="both"/>
-        <w:rPr>
-          <w:rFonts w:asciiTheme="minorHAnsi" w:hAnsiTheme="minorHAnsi" w:cstheme="minorHAnsi"/>
-          <w:sz w:val="28"/>
-          <w:szCs w:val="28"/>
-        </w:rPr>
-      </w:pPr>
-      <w:r>
-        <w:rPr>
-          <w:rFonts w:asciiTheme="minorHAnsi" w:hAnsiTheme="minorHAnsi" w:cstheme="minorHAnsi"/>
+          <w:sz w:val="28"/>
+          <w:szCs w:val="28"/>
+        </w:rPr>
+      </w:pPr>
+      <w:r>
+        <w:rPr>
           <w:noProof/>
           <w:sz w:val="28"/>
           <w:szCs w:val="28"/>
@@ -1442,7 +1399,6 @@
       </w:r>
       <w:r>
         <w:rPr>
-          <w:rFonts w:asciiTheme="minorHAnsi" w:hAnsiTheme="minorHAnsi" w:cstheme="minorHAnsi"/>
           <w:sz w:val="28"/>
           <w:szCs w:val="28"/>
         </w:rPr>
@@ -1450,7 +1406,6 @@
       </w:r>
       <w:r>
         <w:rPr>
-          <w:rFonts w:asciiTheme="minorHAnsi" w:hAnsiTheme="minorHAnsi" w:cstheme="minorHAnsi"/>
           <w:sz w:val="28"/>
           <w:szCs w:val="28"/>
         </w:rPr>
@@ -1458,7 +1413,6 @@
       </w:r>
       <w:r>
         <w:rPr>
-          <w:rFonts w:asciiTheme="minorHAnsi" w:hAnsiTheme="minorHAnsi" w:cstheme="minorHAnsi"/>
           <w:sz w:val="28"/>
           <w:szCs w:val="28"/>
         </w:rPr>
@@ -1466,7 +1420,6 @@
       </w:r>
       <w:r>
         <w:rPr>
-          <w:rFonts w:asciiTheme="minorHAnsi" w:hAnsiTheme="minorHAnsi" w:cstheme="minorHAnsi"/>
           <w:sz w:val="28"/>
           <w:szCs w:val="28"/>
         </w:rPr>
@@ -1477,22 +1430,9 @@
       <w:pPr>
         <w:pStyle w:val="NormlWeb"/>
         <w:jc w:val="both"/>
-        <w:rPr>
-          <w:rFonts w:asciiTheme="minorHAnsi" w:hAnsiTheme="minorHAnsi" w:cstheme="minorHAnsi"/>
-        </w:rPr>
-      </w:pPr>
-    </w:p>
-    <w:p>
-      <w:pPr>
-        <w:pStyle w:val="NormlWeb"/>
-        <w:jc w:val="both"/>
-        <w:rPr>
-          <w:rFonts w:asciiTheme="minorHAnsi" w:hAnsiTheme="minorHAnsi" w:cstheme="minorHAnsi"/>
-        </w:rPr>
-      </w:pPr>
-      <w:r>
-        <w:rPr>
-          <w:rFonts w:asciiTheme="minorHAnsi" w:hAnsiTheme="minorHAnsi" w:cstheme="minorHAnsi"/>
+      </w:pPr>
+      <w:r>
+        <w:rPr>
           <w:noProof/>
           <w:sz w:val="28"/>
           <w:szCs w:val="28"/>
@@ -1571,7 +1511,6 @@
       </w:r>
       <w:r>
         <w:rPr>
-          <w:rFonts w:asciiTheme="minorHAnsi" w:hAnsiTheme="minorHAnsi" w:cstheme="minorHAnsi"/>
           <w:noProof/>
           <w:sz w:val="28"/>
           <w:szCs w:val="28"/>
@@ -1650,21 +1589,22 @@
       </w:r>
       <w:r>
         <w:rPr>
-          <w:rFonts w:asciiTheme="minorHAnsi" w:hAnsiTheme="minorHAnsi" w:cstheme="minorHAnsi"/>
           <w:sz w:val="28"/>
           <w:szCs w:val="28"/>
         </w:rPr>
         <w:t>Bejelentkezés után megjelenik a profil gomb.</w:t>
       </w:r>
       <w:r>
-        <w:rPr>
-          <w:rFonts w:asciiTheme="minorHAnsi" w:hAnsiTheme="minorHAnsi" w:cstheme="minorHAnsi"/>
-        </w:rPr>
         <w:t xml:space="preserve"> </w:t>
       </w:r>
-      <w:r>
-        <w:rPr>
-          <w:rFonts w:asciiTheme="minorHAnsi" w:hAnsiTheme="minorHAnsi" w:cstheme="minorHAnsi"/>
+    </w:p>
+    <w:p>
+      <w:pPr>
+        <w:pStyle w:val="NormlWeb"/>
+        <w:jc w:val="both"/>
+      </w:pPr>
+      <w:r>
+        <w:rPr>
           <w:noProof/>
         </w:rPr>
         <w:drawing>
@@ -1721,14 +1661,12 @@
       <w:pPr>
         <w:pStyle w:val="NormlWeb"/>
         <w:rPr>
-          <w:rFonts w:asciiTheme="minorHAnsi" w:hAnsiTheme="minorHAnsi" w:cstheme="minorHAnsi"/>
-          <w:sz w:val="28"/>
-          <w:szCs w:val="28"/>
-        </w:rPr>
-      </w:pPr>
-      <w:r>
-        <w:rPr>
-          <w:rFonts w:asciiTheme="minorHAnsi" w:hAnsiTheme="minorHAnsi" w:cstheme="minorHAnsi"/>
+          <w:sz w:val="28"/>
+          <w:szCs w:val="28"/>
+        </w:rPr>
+      </w:pPr>
+      <w:r>
+        <w:rPr>
           <w:sz w:val="28"/>
           <w:szCs w:val="28"/>
         </w:rPr>
@@ -1736,7 +1674,6 @@
       </w:r>
       <w:r>
         <w:rPr>
-          <w:rFonts w:asciiTheme="minorHAnsi" w:hAnsiTheme="minorHAnsi" w:cstheme="minorHAnsi"/>
           <w:sz w:val="28"/>
           <w:szCs w:val="28"/>
         </w:rPr>
@@ -1744,46 +1681,31 @@
       </w:r>
       <w:r>
         <w:rPr>
-          <w:rFonts w:asciiTheme="minorHAnsi" w:hAnsiTheme="minorHAnsi" w:cstheme="minorHAnsi"/>
           <w:sz w:val="28"/>
           <w:szCs w:val="28"/>
         </w:rPr>
         <w:t xml:space="preserve"> ami a profilhoz van kötve.</w:t>
       </w:r>
-      <w:bookmarkStart w:id="0" w:name="_GoBack"/>
-      <w:bookmarkEnd w:id="0"/>
     </w:p>
     <w:p>
       <w:pPr>
         <w:pStyle w:val="NormlWeb"/>
-        <w:rPr>
-          <w:rFonts w:asciiTheme="minorHAnsi" w:hAnsiTheme="minorHAnsi" w:cstheme="minorHAnsi"/>
-        </w:rPr>
       </w:pPr>
     </w:p>
     <w:p>
       <w:pPr>
         <w:pStyle w:val="NormlWeb"/>
-        <w:rPr>
-          <w:rFonts w:asciiTheme="minorHAnsi" w:hAnsiTheme="minorHAnsi" w:cstheme="minorHAnsi"/>
-        </w:rPr>
       </w:pPr>
     </w:p>
     <w:p>
       <w:pPr>
         <w:pStyle w:val="NormlWeb"/>
-        <w:rPr>
-          <w:rFonts w:asciiTheme="minorHAnsi" w:hAnsiTheme="minorHAnsi" w:cstheme="minorHAnsi"/>
-        </w:rPr>
       </w:pPr>
     </w:p>
     <w:p>
       <w:pPr>
         <w:pStyle w:val="NormlWeb"/>
         <w:jc w:val="both"/>
-        <w:rPr>
-          <w:rFonts w:asciiTheme="minorHAnsi" w:hAnsiTheme="minorHAnsi" w:cstheme="minorHAnsi"/>
-        </w:rPr>
       </w:pPr>
     </w:p>
     <w:p>
@@ -1791,14 +1713,12 @@
         <w:pStyle w:val="NormlWeb"/>
         <w:jc w:val="both"/>
         <w:rPr>
-          <w:rFonts w:asciiTheme="minorHAnsi" w:hAnsiTheme="minorHAnsi" w:cstheme="minorHAnsi"/>
-          <w:sz w:val="28"/>
-          <w:szCs w:val="28"/>
-        </w:rPr>
-      </w:pPr>
-      <w:r>
-        <w:rPr>
-          <w:rFonts w:asciiTheme="minorHAnsi" w:hAnsiTheme="minorHAnsi" w:cstheme="minorHAnsi"/>
+          <w:sz w:val="28"/>
+          <w:szCs w:val="28"/>
+        </w:rPr>
+      </w:pPr>
+      <w:r>
+        <w:rPr>
           <w:sz w:val="28"/>
           <w:szCs w:val="28"/>
         </w:rPr>
@@ -1810,14 +1730,13 @@
         <w:pStyle w:val="NormlWeb"/>
         <w:jc w:val="both"/>
         <w:rPr>
-          <w:rFonts w:asciiTheme="minorHAnsi" w:hAnsiTheme="minorHAnsi" w:cstheme="minorHAnsi"/>
-          <w:sz w:val="28"/>
-          <w:szCs w:val="28"/>
-        </w:rPr>
-      </w:pPr>
-      <w:r>
-        <w:rPr>
-          <w:rFonts w:asciiTheme="minorHAnsi" w:hAnsiTheme="minorHAnsi" w:cstheme="minorHAnsi"/>
+          <w:noProof/>
+          <w:sz w:val="28"/>
+          <w:szCs w:val="28"/>
+        </w:rPr>
+      </w:pPr>
+      <w:r>
+        <w:rPr>
           <w:sz w:val="28"/>
           <w:szCs w:val="28"/>
         </w:rPr>
@@ -1825,16 +1744,24 @@
       </w:r>
       <w:r>
         <w:rPr>
-          <w:rFonts w:asciiTheme="minorHAnsi" w:hAnsiTheme="minorHAnsi" w:cstheme="minorHAnsi"/>
           <w:noProof/>
           <w:sz w:val="28"/>
           <w:szCs w:val="28"/>
         </w:rPr>
         <w:t xml:space="preserve"> </w:t>
       </w:r>
-      <w:r>
-        <w:rPr>
-          <w:rFonts w:asciiTheme="minorHAnsi" w:hAnsiTheme="minorHAnsi" w:cstheme="minorHAnsi"/>
+    </w:p>
+    <w:p>
+      <w:pPr>
+        <w:pStyle w:val="NormlWeb"/>
+        <w:jc w:val="both"/>
+        <w:rPr>
+          <w:sz w:val="28"/>
+          <w:szCs w:val="28"/>
+        </w:rPr>
+      </w:pPr>
+      <w:r>
+        <w:rPr>
           <w:noProof/>
           <w:sz w:val="28"/>
           <w:szCs w:val="28"/>
@@ -1894,7 +1821,6 @@
         <w:pStyle w:val="NormlWeb"/>
         <w:jc w:val="both"/>
         <w:rPr>
-          <w:rFonts w:asciiTheme="minorHAnsi" w:hAnsiTheme="minorHAnsi" w:cstheme="minorHAnsi"/>
           <w:sz w:val="28"/>
           <w:szCs w:val="28"/>
         </w:rPr>
@@ -1905,14 +1831,12 @@
         <w:pStyle w:val="NormlWeb"/>
         <w:jc w:val="both"/>
         <w:rPr>
-          <w:rFonts w:asciiTheme="minorHAnsi" w:hAnsiTheme="minorHAnsi" w:cstheme="minorHAnsi"/>
-          <w:sz w:val="28"/>
-          <w:szCs w:val="28"/>
-        </w:rPr>
-      </w:pPr>
-      <w:r>
-        <w:rPr>
-          <w:rFonts w:asciiTheme="minorHAnsi" w:hAnsiTheme="minorHAnsi" w:cstheme="minorHAnsi"/>
+          <w:sz w:val="28"/>
+          <w:szCs w:val="28"/>
+        </w:rPr>
+      </w:pPr>
+      <w:r>
+        <w:rPr>
           <w:noProof/>
           <w:sz w:val="28"/>
           <w:szCs w:val="28"/>
@@ -1985,7 +1909,6 @@
       </w:r>
       <w:r>
         <w:rPr>
-          <w:rFonts w:asciiTheme="minorHAnsi" w:hAnsiTheme="minorHAnsi" w:cstheme="minorHAnsi"/>
           <w:sz w:val="28"/>
           <w:szCs w:val="28"/>
         </w:rPr>
@@ -1993,7 +1916,6 @@
       </w:r>
       <w:r>
         <w:rPr>
-          <w:rFonts w:asciiTheme="minorHAnsi" w:hAnsiTheme="minorHAnsi" w:cstheme="minorHAnsi"/>
           <w:sz w:val="28"/>
           <w:szCs w:val="28"/>
         </w:rPr>
@@ -2001,7 +1923,6 @@
       </w:r>
       <w:r>
         <w:rPr>
-          <w:rFonts w:asciiTheme="minorHAnsi" w:hAnsiTheme="minorHAnsi" w:cstheme="minorHAnsi"/>
           <w:sz w:val="28"/>
           <w:szCs w:val="28"/>
         </w:rPr>
@@ -2009,7 +1930,6 @@
       </w:r>
       <w:r>
         <w:rPr>
-          <w:rFonts w:asciiTheme="minorHAnsi" w:hAnsiTheme="minorHAnsi" w:cstheme="minorHAnsi"/>
           <w:sz w:val="28"/>
           <w:szCs w:val="28"/>
         </w:rPr>
@@ -2020,7 +1940,7 @@
       <w:pPr>
         <w:jc w:val="both"/>
         <w:rPr>
-          <w:rFonts w:eastAsia="Times New Roman" w:cstheme="minorHAnsi"/>
+          <w:rFonts w:ascii="Times New Roman" w:eastAsia="Times New Roman" w:hAnsi="Times New Roman" w:cs="Times New Roman"/>
           <w:sz w:val="24"/>
           <w:szCs w:val="24"/>
           <w:lang w:eastAsia="hu-HU"/>
@@ -2028,7 +1948,6 @@
       </w:pPr>
       <w:r>
         <w:rPr>
-          <w:rFonts w:cstheme="minorHAnsi"/>
           <w:noProof/>
         </w:rPr>
         <w:drawing>
@@ -2089,9 +2008,6 @@
         </w:drawing>
       </w:r>
       <w:r>
-        <w:rPr>
-          <w:rFonts w:cstheme="minorHAnsi"/>
-        </w:rPr>
         <w:br w:type="page"/>
       </w:r>
     </w:p>
@@ -2099,7 +2015,7 @@
       <w:pPr>
         <w:spacing w:before="100" w:beforeAutospacing="1" w:after="100" w:afterAutospacing="1" w:line="240" w:lineRule="auto"/>
         <w:rPr>
-          <w:rFonts w:eastAsia="Times New Roman" w:cstheme="minorHAnsi"/>
+          <w:rFonts w:ascii="Times New Roman" w:eastAsia="Times New Roman" w:hAnsi="Times New Roman" w:cs="Times New Roman"/>
           <w:sz w:val="24"/>
           <w:szCs w:val="24"/>
           <w:lang w:eastAsia="hu-HU"/>
@@ -2107,7 +2023,7 @@
       </w:pPr>
       <w:r>
         <w:rPr>
-          <w:rFonts w:eastAsia="Times New Roman" w:cstheme="minorHAnsi"/>
+          <w:rFonts w:ascii="Times New Roman" w:eastAsia="Times New Roman" w:hAnsi="Times New Roman" w:cs="Times New Roman"/>
           <w:noProof/>
           <w:sz w:val="24"/>
           <w:szCs w:val="24"/>
@@ -2188,7 +2104,7 @@
       </w:r>
       <w:r>
         <w:rPr>
-          <w:rFonts w:eastAsia="Times New Roman" w:cstheme="minorHAnsi"/>
+          <w:rFonts w:ascii="Times New Roman" w:eastAsia="Times New Roman" w:hAnsi="Times New Roman" w:cs="Times New Roman"/>
           <w:noProof/>
           <w:sz w:val="24"/>
           <w:szCs w:val="24"/>
@@ -2249,14 +2165,12 @@
         <w:pStyle w:val="NormlWeb"/>
         <w:jc w:val="both"/>
         <w:rPr>
-          <w:rFonts w:asciiTheme="minorHAnsi" w:hAnsiTheme="minorHAnsi" w:cstheme="minorHAnsi"/>
-          <w:sz w:val="28"/>
-          <w:szCs w:val="28"/>
-        </w:rPr>
-      </w:pPr>
-      <w:r>
-        <w:rPr>
-          <w:rFonts w:asciiTheme="minorHAnsi" w:hAnsiTheme="minorHAnsi" w:cstheme="minorHAnsi"/>
+          <w:sz w:val="28"/>
+          <w:szCs w:val="28"/>
+        </w:rPr>
+      </w:pPr>
+      <w:r>
+        <w:rPr>
           <w:sz w:val="28"/>
           <w:szCs w:val="28"/>
         </w:rPr>
@@ -2268,14 +2182,12 @@
         <w:pStyle w:val="NormlWeb"/>
         <w:jc w:val="both"/>
         <w:rPr>
-          <w:rFonts w:asciiTheme="minorHAnsi" w:hAnsiTheme="minorHAnsi" w:cstheme="minorHAnsi"/>
-          <w:sz w:val="28"/>
-          <w:szCs w:val="28"/>
-        </w:rPr>
-      </w:pPr>
-      <w:r>
-        <w:rPr>
-          <w:rFonts w:asciiTheme="minorHAnsi" w:hAnsiTheme="minorHAnsi" w:cstheme="minorHAnsi"/>
+          <w:sz w:val="28"/>
+          <w:szCs w:val="28"/>
+        </w:rPr>
+      </w:pPr>
+      <w:r>
+        <w:rPr>
           <w:sz w:val="28"/>
           <w:szCs w:val="28"/>
         </w:rPr>
@@ -2286,7 +2198,7 @@
       <w:pPr>
         <w:spacing w:before="100" w:beforeAutospacing="1" w:after="100" w:afterAutospacing="1" w:line="240" w:lineRule="auto"/>
         <w:rPr>
-          <w:rFonts w:eastAsia="Times New Roman" w:cstheme="minorHAnsi"/>
+          <w:rFonts w:ascii="Times New Roman" w:eastAsia="Times New Roman" w:hAnsi="Times New Roman" w:cs="Times New Roman"/>
           <w:sz w:val="24"/>
           <w:szCs w:val="24"/>
           <w:lang w:eastAsia="hu-HU"/>
@@ -2294,7 +2206,7 @@
       </w:pPr>
       <w:r>
         <w:rPr>
-          <w:rFonts w:eastAsia="Times New Roman" w:cstheme="minorHAnsi"/>
+          <w:rFonts w:ascii="Times New Roman" w:eastAsia="Times New Roman" w:hAnsi="Times New Roman" w:cs="Times New Roman"/>
           <w:noProof/>
           <w:sz w:val="24"/>
           <w:szCs w:val="24"/>
@@ -2356,7 +2268,6 @@
         <w:spacing w:before="0" w:beforeAutospacing="0"/>
         <w:jc w:val="both"/>
         <w:rPr>
-          <w:rFonts w:asciiTheme="minorHAnsi" w:hAnsiTheme="minorHAnsi" w:cstheme="minorHAnsi"/>
           <w:sz w:val="28"/>
           <w:szCs w:val="28"/>
         </w:rPr>
@@ -2368,14 +2279,12 @@
         <w:spacing w:before="0" w:beforeAutospacing="0"/>
         <w:jc w:val="both"/>
         <w:rPr>
-          <w:rFonts w:asciiTheme="minorHAnsi" w:hAnsiTheme="minorHAnsi" w:cstheme="minorHAnsi"/>
-          <w:sz w:val="28"/>
-          <w:szCs w:val="28"/>
-        </w:rPr>
-      </w:pPr>
-      <w:r>
-        <w:rPr>
-          <w:rFonts w:asciiTheme="minorHAnsi" w:hAnsiTheme="minorHAnsi" w:cstheme="minorHAnsi"/>
+          <w:sz w:val="28"/>
+          <w:szCs w:val="28"/>
+        </w:rPr>
+      </w:pPr>
+      <w:r>
+        <w:rPr>
           <w:sz w:val="28"/>
           <w:szCs w:val="28"/>
         </w:rPr>
@@ -2386,7 +2295,7 @@
       <w:pPr>
         <w:jc w:val="both"/>
         <w:rPr>
-          <w:rFonts w:eastAsia="Times New Roman" w:cstheme="minorHAnsi"/>
+          <w:rFonts w:ascii="Times New Roman" w:eastAsia="Times New Roman" w:hAnsi="Times New Roman" w:cs="Times New Roman"/>
           <w:sz w:val="28"/>
           <w:szCs w:val="28"/>
           <w:lang w:eastAsia="hu-HU"/>
@@ -2394,7 +2303,6 @@
       </w:pPr>
       <w:r>
         <w:rPr>
-          <w:rFonts w:cstheme="minorHAnsi"/>
           <w:sz w:val="28"/>
           <w:szCs w:val="28"/>
         </w:rPr>
@@ -2403,12 +2311,203 @@
     </w:p>
     <w:p>
       <w:pPr>
+        <w:spacing w:before="100" w:beforeAutospacing="1" w:after="100" w:afterAutospacing="1" w:line="240" w:lineRule="auto"/>
+        <w:rPr>
+          <w:rFonts w:ascii="Times New Roman" w:eastAsia="Times New Roman" w:hAnsi="Times New Roman" w:cs="Times New Roman"/>
+          <w:sz w:val="24"/>
+          <w:szCs w:val="24"/>
+          <w:lang w:eastAsia="hu-HU"/>
+        </w:rPr>
+      </w:pPr>
+      <w:r>
+        <w:rPr>
+          <w:rFonts w:ascii="Times New Roman" w:eastAsia="Times New Roman" w:hAnsi="Times New Roman" w:cs="Times New Roman"/>
+          <w:noProof/>
+          <w:sz w:val="24"/>
+          <w:szCs w:val="24"/>
+          <w:lang w:eastAsia="hu-HU"/>
+        </w:rPr>
+        <w:lastRenderedPageBreak/>
+        <mc:AlternateContent>
+          <mc:Choice Requires="wps">
+            <w:drawing>
+              <wp:anchor distT="0" distB="0" distL="114300" distR="114300" simplePos="0" relativeHeight="251672576" behindDoc="0" locked="0" layoutInCell="1" allowOverlap="1">
+                <wp:simplePos x="0" y="0"/>
+                <wp:positionH relativeFrom="column">
+                  <wp:posOffset>5300980</wp:posOffset>
+                </wp:positionH>
+                <wp:positionV relativeFrom="paragraph">
+                  <wp:posOffset>5080</wp:posOffset>
+                </wp:positionV>
+                <wp:extent cx="466725" cy="361950"/>
+                <wp:effectExtent l="0" t="0" r="28575" b="19050"/>
+                <wp:wrapNone/>
+                <wp:docPr id="19" name="Ellipszis 19"/>
+                <wp:cNvGraphicFramePr/>
+                <a:graphic xmlns:a="http://schemas.openxmlformats.org/drawingml/2006/main">
+                  <a:graphicData uri="http://schemas.microsoft.com/office/word/2010/wordprocessingShape">
+                    <wps:wsp>
+                      <wps:cNvSpPr/>
+                      <wps:spPr>
+                        <a:xfrm>
+                          <a:off x="0" y="0"/>
+                          <a:ext cx="466725" cy="361950"/>
+                        </a:xfrm>
+                        <a:prstGeom prst="ellipse">
+                          <a:avLst/>
+                        </a:prstGeom>
+                        <a:noFill/>
+                        <a:ln>
+                          <a:solidFill>
+                            <a:srgbClr val="C00000"/>
+                          </a:solidFill>
+                        </a:ln>
+                      </wps:spPr>
+                      <wps:style>
+                        <a:lnRef idx="2">
+                          <a:schemeClr val="accent1">
+                            <a:shade val="50000"/>
+                          </a:schemeClr>
+                        </a:lnRef>
+                        <a:fillRef idx="1">
+                          <a:schemeClr val="accent1"/>
+                        </a:fillRef>
+                        <a:effectRef idx="0">
+                          <a:schemeClr val="accent1"/>
+                        </a:effectRef>
+                        <a:fontRef idx="minor">
+                          <a:schemeClr val="lt1"/>
+                        </a:fontRef>
+                      </wps:style>
+                      <wps:bodyPr rot="0" spcFirstLastPara="0" vertOverflow="overflow" horzOverflow="overflow" vert="horz" wrap="square" lIns="91440" tIns="45720" rIns="91440" bIns="45720" numCol="1" spcCol="0" rtlCol="0" fromWordArt="0" anchor="ctr" anchorCtr="0" forceAA="0" compatLnSpc="1">
+                        <a:prstTxWarp prst="textNoShape">
+                          <a:avLst/>
+                        </a:prstTxWarp>
+                        <a:noAutofit/>
+                      </wps:bodyPr>
+                    </wps:wsp>
+                  </a:graphicData>
+                </a:graphic>
+              </wp:anchor>
+            </w:drawing>
+          </mc:Choice>
+          <mc:Fallback>
+            <w:pict>
+              <v:oval w14:anchorId="5C73068C" id="Ellipszis 19" o:spid="_x0000_s1026" style="position:absolute;margin-left:417.4pt;margin-top:.4pt;width:36.75pt;height:28.5pt;z-index:251672576;visibility:visible;mso-wrap-style:square;mso-wrap-distance-left:9pt;mso-wrap-distance-top:0;mso-wrap-distance-right:9pt;mso-wrap-distance-bottom:0;mso-position-horizontal:absolute;mso-position-horizontal-relative:text;mso-position-vertical:absolute;mso-position-vertical-relative:text;v-text-anchor:middle" o:gfxdata="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" filled="f" strokecolor="#c00000" strokeweight="1pt">
+                <v:stroke joinstyle="miter"/>
+              </v:oval>
+            </w:pict>
+          </mc:Fallback>
+        </mc:AlternateContent>
+      </w:r>
+      <w:r>
+        <w:rPr>
+          <w:rFonts w:ascii="Times New Roman" w:eastAsia="Times New Roman" w:hAnsi="Times New Roman" w:cs="Times New Roman"/>
+          <w:noProof/>
+          <w:sz w:val="24"/>
+          <w:szCs w:val="24"/>
+          <w:lang w:eastAsia="hu-HU"/>
+        </w:rPr>
+        <w:drawing>
+          <wp:inline distT="0" distB="0" distL="0" distR="0">
+            <wp:extent cx="5761703" cy="2790825"/>
+            <wp:effectExtent l="0" t="0" r="0" b="0"/>
+            <wp:docPr id="18" name="Kép 18" descr="C:\Users\lewis.richard\Downloads\Logout.png"/>
+            <wp:cNvGraphicFramePr>
+              <a:graphicFrameLocks xmlns:a="http://schemas.openxmlformats.org/drawingml/2006/main" noChangeAspect="1"/>
+            </wp:cNvGraphicFramePr>
+            <a:graphic xmlns:a="http://schemas.openxmlformats.org/drawingml/2006/main">
+              <a:graphicData uri="http://schemas.openxmlformats.org/drawingml/2006/picture">
+                <pic:pic xmlns:pic="http://schemas.openxmlformats.org/drawingml/2006/picture">
+                  <pic:nvPicPr>
+                    <pic:cNvPr id="0" name="Picture 1" descr="C:\Users\lewis.richard\Downloads\Logout.png"/>
+                    <pic:cNvPicPr>
+                      <a:picLocks noChangeAspect="1" noChangeArrowheads="1"/>
+                    </pic:cNvPicPr>
+                  </pic:nvPicPr>
+                  <pic:blipFill>
+                    <a:blip r:embed="rId15" cstate="print">
+                      <a:extLst>
+                        <a:ext uri="{28A0092B-C50C-407E-A947-70E740481C1C}">
+                          <a14:useLocalDpi xmlns:a14="http://schemas.microsoft.com/office/drawing/2010/main" val="0"/>
+                        </a:ext>
+                      </a:extLst>
+                    </a:blip>
+                    <a:srcRect/>
+                    <a:stretch>
+                      <a:fillRect/>
+                    </a:stretch>
+                  </pic:blipFill>
+                  <pic:spPr bwMode="auto">
+                    <a:xfrm>
+                      <a:off x="0" y="0"/>
+                      <a:ext cx="5803898" cy="2811263"/>
+                    </a:xfrm>
+                    <a:prstGeom prst="rect">
+                      <a:avLst/>
+                    </a:prstGeom>
+                    <a:noFill/>
+                    <a:ln>
+                      <a:noFill/>
+                    </a:ln>
+                  </pic:spPr>
+                </pic:pic>
+              </a:graphicData>
+            </a:graphic>
+          </wp:inline>
+        </w:drawing>
+      </w:r>
+      <w:bookmarkStart w:id="0" w:name="_GoBack"/>
+      <w:bookmarkEnd w:id="0"/>
+    </w:p>
+    <w:p>
+      <w:pPr>
         <w:pStyle w:val="NormlWeb"/>
-      </w:pPr>
+        <w:jc w:val="both"/>
+        <w:rPr>
+          <w:sz w:val="28"/>
+          <w:szCs w:val="28"/>
+        </w:rPr>
+      </w:pPr>
+      <w:r>
+        <w:rPr>
+          <w:sz w:val="28"/>
+          <w:szCs w:val="28"/>
+        </w:rPr>
+        <w:t>Ha a felhasználó be van jelentkezve</w:t>
+      </w:r>
+      <w:r>
+        <w:rPr>
+          <w:sz w:val="28"/>
+          <w:szCs w:val="28"/>
+        </w:rPr>
+        <w:t xml:space="preserve"> akkor megjelenik a kijelentkezés gomb. Ezt lenyomva megjelenik egy ablak, ami megkérdezi hogy biztosan kijelentkezik-e. </w:t>
+      </w:r>
     </w:p>
     <w:p>
       <w:pPr>
         <w:pStyle w:val="NormlWeb"/>
+        <w:jc w:val="both"/>
+        <w:rPr>
+          <w:sz w:val="28"/>
+          <w:szCs w:val="28"/>
+        </w:rPr>
+      </w:pPr>
+      <w:r>
+        <w:rPr>
+          <w:sz w:val="28"/>
+          <w:szCs w:val="28"/>
+        </w:rPr>
+        <w:t>Kijelentkezés után nem lehet autót bérelni.</w:t>
+      </w:r>
+    </w:p>
+    <w:p>
+      <w:pPr>
+        <w:pStyle w:val="NormlWeb"/>
+        <w:rPr>
+          <w:sz w:val="28"/>
+          <w:szCs w:val="28"/>
+        </w:rPr>
       </w:pPr>
     </w:p>
     <w:sectPr>
@@ -3165,7 +3264,7 @@
 </file>
 
 <file path=customXml/itemProps1.xml><?xml version="1.0" encoding="utf-8"?>
-<ds:datastoreItem xmlns:ds="http://schemas.openxmlformats.org/officeDocument/2006/customXml" ds:itemID="{D8CE701D-19ED-4207-95DC-3B624DED9435}">
+<ds:datastoreItem xmlns:ds="http://schemas.openxmlformats.org/officeDocument/2006/customXml" ds:itemID="{70DDCFBC-C680-4208-AF5C-B216319733C2}">
   <ds:schemaRefs>
     <ds:schemaRef ds:uri="http://schemas.openxmlformats.org/officeDocument/2006/bibliography"/>
   </ds:schemaRefs>

--- a/Felhasználói dokumentáció.docx
+++ b/Felhasználói dokumentáció.docx
@@ -918,10 +918,10 @@
           <wp:anchor distT="0" distB="0" distL="114300" distR="114300" simplePos="0" relativeHeight="251665408" behindDoc="1" locked="0" layoutInCell="1" allowOverlap="1" wp14:anchorId="45921954">
             <wp:simplePos x="0" y="0"/>
             <wp:positionH relativeFrom="margin">
-              <wp:posOffset>-156837</wp:posOffset>
+              <wp:posOffset>-184785</wp:posOffset>
             </wp:positionH>
             <wp:positionV relativeFrom="paragraph">
-              <wp:posOffset>10795</wp:posOffset>
+              <wp:posOffset>267970</wp:posOffset>
             </wp:positionV>
             <wp:extent cx="5760720" cy="2875915"/>
             <wp:effectExtent l="0" t="0" r="0" b="635"/>
@@ -986,7 +986,21 @@
         <w:tab/>
       </w:r>
     </w:p>
-    <w:p>
+    <w:p/>
+    <w:p>
+      <w:r>
+        <w:t xml:space="preserve"> </w:t>
+      </w:r>
+    </w:p>
+    <w:p>
+      <w:pPr>
+        <w:jc w:val="both"/>
+        <w:rPr>
+          <w:sz w:val="28"/>
+          <w:szCs w:val="28"/>
+        </w:rPr>
+      </w:pPr>
+      <w:bookmarkStart w:id="0" w:name="_GoBack"/>
       <w:r>
         <w:rPr>
           <w:noProof/>
@@ -1001,7 +1015,7 @@
                   <wp:posOffset>3834130</wp:posOffset>
                 </wp:positionH>
                 <wp:positionV relativeFrom="paragraph">
-                  <wp:posOffset>2881630</wp:posOffset>
+                  <wp:posOffset>2698750</wp:posOffset>
                 </wp:positionV>
                 <wp:extent cx="485775" cy="504825"/>
                 <wp:effectExtent l="0" t="0" r="28575" b="28575"/>
@@ -1057,149 +1071,27 @@
           </mc:Choice>
           <mc:Fallback>
             <w:pict>
-              <v:oval w14:anchorId="2562EA79" id="Ellipszis 5" o:spid="_x0000_s1026" style="position:absolute;margin-left:301.9pt;margin-top:226.9pt;width:38.25pt;height:39.75pt;z-index:251664384;visibility:visible;mso-wrap-style:square;mso-wrap-distance-left:9pt;mso-wrap-distance-top:0;mso-wrap-distance-right:9pt;mso-wrap-distance-bottom:0;mso-position-horizontal:absolute;mso-position-horizontal-relative:text;mso-position-vertical:absolute;mso-position-vertical-relative:text;v-text-anchor:middle" o:gfxdata="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" filled="f" strokecolor="red" strokeweight="1pt">
+              <v:oval w14:anchorId="674C6F63" id="Ellipszis 5" o:spid="_x0000_s1026" style="position:absolute;margin-left:301.9pt;margin-top:212.5pt;width:38.25pt;height:39.75pt;z-index:251664384;visibility:visible;mso-wrap-style:square;mso-wrap-distance-left:9pt;mso-wrap-distance-top:0;mso-wrap-distance-right:9pt;mso-wrap-distance-bottom:0;mso-position-horizontal:absolute;mso-position-horizontal-relative:text;mso-position-vertical:absolute;mso-position-vertical-relative:text;v-text-anchor:middle" o:gfxdata="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" filled="f" strokecolor="red" strokeweight="1pt">
                 <v:stroke joinstyle="miter"/>
               </v:oval>
             </w:pict>
           </mc:Fallback>
         </mc:AlternateContent>
       </w:r>
+      <w:bookmarkEnd w:id="0"/>
+      <w:r>
+        <w:rPr>
+          <w:sz w:val="28"/>
+          <w:szCs w:val="28"/>
+        </w:rPr>
+        <w:t>Itt megtalálható a Megnézem gomb a hónap autóján kártyán. A gomb kattintásakor átvisz a kölcsönözhető autók oldalra</w:t>
+      </w:r>
       <w:r>
         <w:rPr>
           <w:noProof/>
         </w:rPr>
-        <mc:AlternateContent>
-          <mc:Choice Requires="wps">
-            <w:drawing>
-              <wp:anchor distT="45720" distB="45720" distL="114300" distR="114300" simplePos="0" relativeHeight="251663360" behindDoc="0" locked="0" layoutInCell="1" allowOverlap="1">
-                <wp:simplePos x="0" y="0"/>
-                <wp:positionH relativeFrom="margin">
-                  <wp:align>center</wp:align>
-                </wp:positionH>
-                <wp:positionV relativeFrom="paragraph">
-                  <wp:posOffset>0</wp:posOffset>
-                </wp:positionV>
-                <wp:extent cx="4552950" cy="1404620"/>
-                <wp:effectExtent l="0" t="0" r="19050" b="20320"/>
-                <wp:wrapSquare wrapText="bothSides"/>
-                <wp:docPr id="217" name="Szövegdoboz 2"/>
-                <wp:cNvGraphicFramePr>
-                  <a:graphicFrameLocks xmlns:a="http://schemas.openxmlformats.org/drawingml/2006/main"/>
-                </wp:cNvGraphicFramePr>
-                <a:graphic xmlns:a="http://schemas.openxmlformats.org/drawingml/2006/main">
-                  <a:graphicData uri="http://schemas.microsoft.com/office/word/2010/wordprocessingShape">
-                    <wps:wsp>
-                      <wps:cNvSpPr txBox="1">
-                        <a:spLocks noChangeArrowheads="1"/>
-                      </wps:cNvSpPr>
-                      <wps:spPr bwMode="auto">
-                        <a:xfrm>
-                          <a:off x="0" y="0"/>
-                          <a:ext cx="4552950" cy="1404620"/>
-                        </a:xfrm>
-                        <a:prstGeom prst="rect">
-                          <a:avLst/>
-                        </a:prstGeom>
-                        <a:solidFill>
-                          <a:srgbClr val="FFFFFF"/>
-                        </a:solidFill>
-                        <a:ln w="9525">
-                          <a:solidFill>
-                            <a:srgbClr val="000000"/>
-                          </a:solidFill>
-                          <a:miter lim="800000"/>
-                          <a:headEnd/>
-                          <a:tailEnd/>
-                        </a:ln>
-                      </wps:spPr>
-                      <wps:txbx>
-                        <w:txbxContent>
-                          <w:p>
-                            <w:pPr>
-                              <w:jc w:val="both"/>
-                              <w:rPr>
-                                <w:sz w:val="28"/>
-                                <w:szCs w:val="28"/>
-                              </w:rPr>
-                            </w:pPr>
-                            <w:r>
-                              <w:rPr>
-                                <w:sz w:val="28"/>
-                                <w:szCs w:val="28"/>
-                              </w:rPr>
-                              <w:t>Itt megtalálható a Megnézem gomb a hónap autóján kártyán.</w:t>
-                            </w:r>
-                            <w:r>
-                              <w:rPr>
-                                <w:sz w:val="28"/>
-                                <w:szCs w:val="28"/>
-                              </w:rPr>
-                              <w:t xml:space="preserve"> A gomb kattintásakor átvisz a kölcsönözhető autók oldalra</w:t>
-                            </w:r>
-                          </w:p>
-                        </w:txbxContent>
-                      </wps:txbx>
-                      <wps:bodyPr rot="0" vert="horz" wrap="square" lIns="91440" tIns="45720" rIns="91440" bIns="45720" anchor="t" anchorCtr="0">
-                        <a:spAutoFit/>
-                      </wps:bodyPr>
-                    </wps:wsp>
-                  </a:graphicData>
-                </a:graphic>
-                <wp14:sizeRelH relativeFrom="margin">
-                  <wp14:pctWidth>0</wp14:pctWidth>
-                </wp14:sizeRelH>
-                <wp14:sizeRelV relativeFrom="margin">
-                  <wp14:pctHeight>20000</wp14:pctHeight>
-                </wp14:sizeRelV>
-              </wp:anchor>
-            </w:drawing>
-          </mc:Choice>
-          <mc:Fallback>
-            <w:pict>
-              <v:shapetype id="_x0000_t202" coordsize="21600,21600" o:spt="202" path="m,l,21600r21600,l21600,xe">
-                <v:stroke joinstyle="miter"/>
-                <v:path gradientshapeok="t" o:connecttype="rect"/>
-              </v:shapetype>
-              <v:shape id="Szövegdoboz 2" o:spid="_x0000_s1026" type="#_x0000_t202" style="position:absolute;margin-left:0;margin-top:0;width:358.5pt;height:110.6pt;z-index:251663360;visibility:visible;mso-wrap-style:square;mso-width-percent:0;mso-height-percent:200;mso-wrap-distance-left:9pt;mso-wrap-distance-top:3.6pt;mso-wrap-distance-right:9pt;mso-wrap-distance-bottom:3.6pt;mso-position-horizontal:center;mso-position-horizontal-relative:margin;mso-position-vertical:absolute;mso-position-vertical-relative:text;mso-width-percent:0;mso-height-percent:200;mso-width-relative:margin;mso-height-relative:margin;v-text-anchor:top" o:gfxdata="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">
-                <v:textbox style="mso-fit-shape-to-text:t">
-                  <w:txbxContent>
-                    <w:p>
-                      <w:pPr>
-                        <w:jc w:val="both"/>
-                        <w:rPr>
-                          <w:sz w:val="28"/>
-                          <w:szCs w:val="28"/>
-                        </w:rPr>
-                      </w:pPr>
-                      <w:r>
-                        <w:rPr>
-                          <w:sz w:val="28"/>
-                          <w:szCs w:val="28"/>
-                        </w:rPr>
-                        <w:t>Itt megtalálható a Megnézem gomb a hónap autóján kártyán.</w:t>
-                      </w:r>
-                      <w:r>
-                        <w:rPr>
-                          <w:sz w:val="28"/>
-                          <w:szCs w:val="28"/>
-                        </w:rPr>
-                        <w:t xml:space="preserve"> A gomb kattintásakor átvisz a kölcsönözhető autók oldalra</w:t>
-                      </w:r>
-                    </w:p>
-                  </w:txbxContent>
-                </v:textbox>
-                <w10:wrap type="square" anchorx="margin"/>
-              </v:shape>
-            </w:pict>
-          </mc:Fallback>
-        </mc:AlternateContent>
-      </w:r>
-      <w:r>
-        <w:rPr>
-          <w:noProof/>
-        </w:rPr>
         <w:drawing>
-          <wp:inline distT="0" distB="0" distL="0" distR="0" wp14:anchorId="3C4CDED2">
+          <wp:inline distT="0" distB="0" distL="0" distR="0" wp14:anchorId="4A3BD5C5" wp14:editId="7484C31A">
             <wp:extent cx="5760720" cy="2867025"/>
             <wp:effectExtent l="0" t="0" r="0" b="9525"/>
             <wp:docPr id="4" name="Kép 4"/>
@@ -1239,9 +1131,6 @@
             </a:graphic>
           </wp:inline>
         </w:drawing>
-      </w:r>
-      <w:r>
-        <w:t xml:space="preserve"> </w:t>
       </w:r>
     </w:p>
     <w:p/>
@@ -1750,8 +1639,6 @@
         </w:rPr>
         <w:t xml:space="preserve"> ami a profilhoz van kötve.</w:t>
       </w:r>
-      <w:bookmarkStart w:id="0" w:name="_GoBack"/>
-      <w:bookmarkEnd w:id="0"/>
     </w:p>
     <w:p>
       <w:pPr>
@@ -3165,7 +3052,7 @@
 </file>
 
 <file path=customXml/itemProps1.xml><?xml version="1.0" encoding="utf-8"?>
-<ds:datastoreItem xmlns:ds="http://schemas.openxmlformats.org/officeDocument/2006/customXml" ds:itemID="{D8CE701D-19ED-4207-95DC-3B624DED9435}">
+<ds:datastoreItem xmlns:ds="http://schemas.openxmlformats.org/officeDocument/2006/customXml" ds:itemID="{50CAB3B2-A84D-4953-AD26-33412DD97AAF}">
   <ds:schemaRefs>
     <ds:schemaRef ds:uri="http://schemas.openxmlformats.org/officeDocument/2006/bibliography"/>
   </ds:schemaRefs>
